--- a/tillsyn/A 38526-2025 tillsynsbegäran.docx
+++ b/tillsyn/A 38526-2025 tillsynsbegäran.docx
@@ -895,7 +895,7 @@
     <w:r>
       <w:tab/>
       <w:tab/>
-      <w:t>2025-08-16</w:t>
+      <w:t>2025-08-17</w:t>
       <w:br/>
       <w:br/>
     </w:r>

--- a/tillsyn/A 38526-2025 tillsynsbegäran.docx
+++ b/tillsyn/A 38526-2025 tillsynsbegäran.docx
@@ -895,7 +895,7 @@
     <w:r>
       <w:tab/>
       <w:tab/>
-      <w:t>2025-08-17</w:t>
+      <w:t>2025-08-18</w:t>
       <w:br/>
       <w:br/>
     </w:r>

--- a/tillsyn/A 38526-2025 tillsynsbegäran.docx
+++ b/tillsyn/A 38526-2025 tillsynsbegäran.docx
@@ -895,7 +895,7 @@
     <w:r>
       <w:tab/>
       <w:tab/>
-      <w:t>2025-08-18</w:t>
+      <w:t>2025-08-19</w:t>
       <w:br/>
       <w:br/>
     </w:r>
